--- a/shopify-theme/client-updates/homepage-third-party-scripts-update.docx
+++ b/shopify-theme/client-updates/homepage-third-party-scripts-update.docx
@@ -2,13 +2,13 @@
 <file path=word/document.xml><?xml version="1.0" encoding="utf-8"?>
 <w:document xmlns:w="http://schemas.openxmlformats.org/wordprocessingml/2006/main" xmlns:m="http://schemas.openxmlformats.org/officeDocument/2006/math" xmlns:r="http://schemas.openxmlformats.org/officeDocument/2006/relationships" xmlns:o="urn:schemas-microsoft-com:office:office" xmlns:v="urn:schemas-microsoft-com:vml" xmlns:w10="urn:schemas-microsoft-com:office:word" xmlns:a="http://schemas.openxmlformats.org/drawingml/2006/main" xmlns:pic="http://schemas.openxmlformats.org/drawingml/2006/picture" xmlns:wp="http://schemas.openxmlformats.org/drawingml/2006/wordprocessingDrawing">
   <w:body>
-    <w:bookmarkStart w:id="28" w:name="X1a3226157b99b7c5791004ff651b510c070d897"/>
+    <w:bookmarkStart w:id="23" w:name="X87b33bf707b32d86ea167dd096c5df37cda247e"/>
     <w:p>
       <w:pPr>
         <w:pStyle w:val="Heading1"/>
       </w:pPr>
       <w:r>
-        <w:t xml:space="preserve">Homepage Speed Update: Third-Party Tracking Scripts</w:t>
+        <w:t xml:space="preserve">Homepage Speed Update: Third-Party Scripts</w:t>
       </w:r>
     </w:p>
     <w:p>
@@ -20,52 +20,13 @@
           <w:bCs/>
           <w:b/>
         </w:rPr>
-        <w:t xml:space="preserve">Prepared for:</w:t>
+        <w:t xml:space="preserve">Site:</w:t>
       </w:r>
       <w:r>
         <w:t xml:space="preserve"> </w:t>
       </w:r>
       <w:r>
-        <w:t xml:space="preserve">Main Street Collectibles / Film/Art Gallery</w:t>
-      </w:r>
-      <w:r>
-        <w:t xml:space="preserve"> </w:t>
-      </w:r>
-      <w:r>
-        <w:rPr>
-          <w:bCs/>
-          <w:b/>
-        </w:rPr>
-        <w:t xml:space="preserve">Site:</w:t>
-      </w:r>
-      <w:r>
-        <w:t xml:space="preserve"> </w:t>
-      </w:r>
-      <w:r>
         <w:t xml:space="preserve">filmartgallery.com</w:t>
-      </w:r>
-      <w:r>
-        <w:t xml:space="preserve"> </w:t>
-      </w:r>
-      <w:r>
-        <w:rPr>
-          <w:bCs/>
-          <w:b/>
-        </w:rPr>
-        <w:t xml:space="preserve">Subject:</w:t>
-      </w:r>
-      <w:r>
-        <w:t xml:space="preserve"> </w:t>
-      </w:r>
-      <w:r>
-        <w:t xml:space="preserve">Findings and recommended fixes for third-party scripts slowing the homepage</w:t>
-      </w:r>
-    </w:p>
-    <w:p>
-      <w:r>
-        <w:pict>
-          <v:rect style="width:0;height:1.5pt" o:hralign="center" o:hrstd="t" o:hr="t"/>
-        </w:pict>
       </w:r>
     </w:p>
     <w:bookmarkStart w:id="20" w:name="summary"/>
@@ -82,838 +43,41 @@
         <w:pStyle w:val="FirstParagraph"/>
       </w:pPr>
       <w:r>
-        <w:t xml:space="preserve">You asked whether Crazy Egg, Microsoft Clarity, ClickCease, and the</w:t>
+        <w:t xml:space="preserve">Crazy Egg, Microsoft Clarity, ClickCease, and Facebook Pixel are already</w:t>
       </w:r>
       <w:r>
         <w:t xml:space="preserve"> </w:t>
       </w:r>
       <w:r>
-        <w:t xml:space="preserve">Facebook Pixel (104KB) could be consolidated into Google Tag Manager (GTM)</w:t>
+        <w:t xml:space="preserve">running through Google Tag Manager — they’re not scattered, uncontrolled</w:t>
       </w:r>
       <w:r>
         <w:t xml:space="preserve"> </w:t>
       </w:r>
       <w:r>
-        <w:t xml:space="preserve">to speed up the homepage, since none of them appear as installed Shopify</w:t>
+        <w:t xml:space="preserve">scripts. The problem: all of them fire the instant the page starts loading,</w:t>
       </w:r>
       <w:r>
         <w:t xml:space="preserve"> </w:t>
       </w:r>
       <w:r>
-        <w:t xml:space="preserve">apps.</w:t>
-      </w:r>
-    </w:p>
-    <w:p>
-      <w:pPr>
-        <w:pStyle w:val="BodyText"/>
-      </w:pPr>
-      <w:r>
-        <w:t xml:space="preserve">We checked the live homepage directly (not just the theme code) to confirm</w:t>
+        <w:t xml:space="preserve">competing with your homepage content for bandwidth. Fixing this is a</w:t>
       </w:r>
       <w:r>
         <w:t xml:space="preserve"> </w:t>
       </w:r>
       <w:r>
-        <w:t xml:space="preserve">exactly what’s happening. Here’s the short version:</w:t>
-      </w:r>
-    </w:p>
-    <w:p>
-      <w:pPr>
-        <w:numPr>
-          <w:ilvl w:val="0"/>
-          <w:numId w:val="1001"/>
-        </w:numPr>
-        <w:pStyle w:val="Compact"/>
-      </w:pPr>
-      <w:r>
-        <w:rPr>
-          <w:bCs/>
-          <w:b/>
-        </w:rPr>
-        <w:t xml:space="preserve">Good news: these four tools are already running through Google Tag</w:t>
-      </w:r>
-      <w:r>
-        <w:rPr>
-          <w:bCs/>
-          <w:b/>
-        </w:rPr>
-        <w:t xml:space="preserve"> </w:t>
-      </w:r>
-      <w:r>
-        <w:rPr>
-          <w:bCs/>
-          <w:b/>
-        </w:rPr>
-        <w:t xml:space="preserve">Manager.</w:t>
-      </w:r>
-      <w:r>
-        <w:t xml:space="preserve"> </w:t>
-      </w:r>
-      <w:r>
-        <w:t xml:space="preserve">They aren’t separate, disorganized scripts — they’re already</w:t>
-      </w:r>
-      <w:r>
-        <w:t xml:space="preserve"> </w:t>
-      </w:r>
-      <w:r>
-        <w:t xml:space="preserve">centralized in one GTM container.</w:t>
-      </w:r>
-    </w:p>
-    <w:p>
-      <w:pPr>
-        <w:numPr>
-          <w:ilvl w:val="0"/>
-          <w:numId w:val="1001"/>
-        </w:numPr>
-        <w:pStyle w:val="Compact"/>
-      </w:pPr>
-      <w:r>
-        <w:rPr>
-          <w:bCs/>
-          <w:b/>
-        </w:rPr>
-        <w:t xml:space="preserve">The actual problem: none of them are told to wait.</w:t>
-      </w:r>
-      <w:r>
-        <w:t xml:space="preserve"> </w:t>
-      </w:r>
-      <w:r>
-        <w:t xml:space="preserve">All four (plus a</w:t>
-      </w:r>
-      <w:r>
-        <w:t xml:space="preserve"> </w:t>
-      </w:r>
-      <w:r>
-        <w:t xml:space="preserve">few more tools riding along in the same container) fire within a fraction</w:t>
-      </w:r>
-      <w:r>
-        <w:t xml:space="preserve"> </w:t>
-      </w:r>
-      <w:r>
-        <w:t xml:space="preserve">of a second of each other, the instant the page starts loading — at</w:t>
-      </w:r>
-      <w:r>
-        <w:t xml:space="preserve"> </w:t>
-      </w:r>
-      <w:r>
-        <w:t xml:space="preserve">exactly the moment your homepage image is trying to load and paint. They</w:t>
-      </w:r>
-      <w:r>
-        <w:t xml:space="preserve"> </w:t>
-      </w:r>
-      <w:r>
-        <w:t xml:space="preserve">are actively competing with your content for the visitor’s connection.</w:t>
-      </w:r>
-    </w:p>
-    <w:p>
-      <w:pPr>
-        <w:numPr>
-          <w:ilvl w:val="0"/>
-          <w:numId w:val="1001"/>
-        </w:numPr>
-        <w:pStyle w:val="Compact"/>
-      </w:pPr>
-      <w:r>
-        <w:rPr>
-          <w:bCs/>
-          <w:b/>
-        </w:rPr>
-        <w:t xml:space="preserve">This is fixable without touching your website’s code.</w:t>
-      </w:r>
-      <w:r>
-        <w:t xml:space="preserve"> </w:t>
-      </w:r>
-      <w:r>
-        <w:t xml:space="preserve">It’s a</w:t>
-      </w:r>
-      <w:r>
-        <w:t xml:space="preserve"> </w:t>
-      </w:r>
-      <w:r>
-        <w:t xml:space="preserve">configuration change inside Google Tag Manager’s dashboard — tell each</w:t>
-      </w:r>
-      <w:r>
-        <w:t xml:space="preserve"> </w:t>
-      </w:r>
-      <w:r>
-        <w:t xml:space="preserve">tool to wait until the visitor scrolls, taps, or after a few seconds,</w:t>
-      </w:r>
-      <w:r>
-        <w:t xml:space="preserve"> </w:t>
-      </w:r>
-      <w:r>
-        <w:t xml:space="preserve">instead of firing instantly.</w:t>
-      </w:r>
-    </w:p>
-    <w:p>
-      <w:pPr>
-        <w:numPr>
-          <w:ilvl w:val="0"/>
-          <w:numId w:val="1001"/>
-        </w:numPr>
-        <w:pStyle w:val="Compact"/>
-      </w:pPr>
-      <w:r>
-        <w:t xml:space="preserve">Along the way, we also found two additional things worth your attention</w:t>
-      </w:r>
-      <w:r>
-        <w:t xml:space="preserve"> </w:t>
-      </w:r>
-      <w:r>
-        <w:t xml:space="preserve">that are separate from your original question — one of them is currently</w:t>
-      </w:r>
-      <w:r>
-        <w:t xml:space="preserve"> </w:t>
-      </w:r>
-      <w:r>
-        <w:t xml:space="preserve">the single largest script slowing down your homepage, bigger than the</w:t>
-      </w:r>
-      <w:r>
-        <w:t xml:space="preserve"> </w:t>
-      </w:r>
-      <w:r>
-        <w:t xml:space="preserve">Facebook Pixel.</w:t>
-      </w:r>
-    </w:p>
-    <w:p>
-      <w:pPr>
-        <w:pStyle w:val="FirstParagraph"/>
-      </w:pPr>
-      <w:r>
-        <w:t xml:space="preserve">Nothing described in this update changes what your visitors see, and no</w:t>
-      </w:r>
-      <w:r>
-        <w:t xml:space="preserve"> </w:t>
-      </w:r>
-      <w:r>
-        <w:t xml:space="preserve">image, layout, or design quality is affected. This is entirely about</w:t>
-      </w:r>
-      <w:r>
-        <w:t xml:space="preserve"> </w:t>
-      </w:r>
-      <w:r>
-        <w:rPr>
-          <w:iCs/>
-          <w:i/>
-        </w:rPr>
-        <w:t xml:space="preserve">when</w:t>
-      </w:r>
-      <w:r>
-        <w:t xml:space="preserve"> </w:t>
-      </w:r>
-      <w:r>
-        <w:t xml:space="preserve">background tracking scripts are allowed to load, not removing any of them.</w:t>
-      </w:r>
-    </w:p>
-    <w:p>
-      <w:r>
-        <w:pict>
-          <v:rect style="width:0;height:1.5pt" o:hralign="center" o:hrstd="t" o:hr="t"/>
-        </w:pict>
+        <w:t xml:space="preserve">settings change, not a code change.</w:t>
       </w:r>
     </w:p>
     <w:bookmarkEnd w:id="20"/>
-    <w:bookmarkStart w:id="25" w:name="what-we-found"/>
+    <w:bookmarkStart w:id="21" w:name="findings-fixes"/>
     <w:p>
       <w:pPr>
         <w:pStyle w:val="Heading2"/>
       </w:pPr>
       <w:r>
-        <w:t xml:space="preserve">What we found</w:t>
-      </w:r>
-    </w:p>
-    <w:bookmarkStart w:id="21" w:name="X118389526ac67ddfd6292584d13dd3c4e8362a4"/>
-    <w:p>
-      <w:pPr>
-        <w:pStyle w:val="Heading3"/>
-      </w:pPr>
-      <w:r>
-        <w:t xml:space="preserve">1. Crazy Egg, Microsoft Clarity, ClickCease, and Facebook Pixel</w:t>
-      </w:r>
-    </w:p>
-    <w:p>
-      <w:pPr>
-        <w:pStyle w:val="FirstParagraph"/>
-      </w:pPr>
-      <w:r>
-        <w:t xml:space="preserve">These are already inside your Google Tag Manager container. The real issue</w:t>
-      </w:r>
-      <w:r>
-        <w:t xml:space="preserve"> </w:t>
-      </w:r>
-      <w:r>
-        <w:t xml:space="preserve">is timing: all four load at essentially the same instant as the page</w:t>
-      </w:r>
-      <w:r>
-        <w:t xml:space="preserve"> </w:t>
-      </w:r>
-      <w:r>
-        <w:t xml:space="preserve">starts, with no delay applied. The Facebook Pixel alone confirmed at</w:t>
-      </w:r>
-      <w:r>
-        <w:t xml:space="preserve"> </w:t>
-      </w:r>
-      <w:r>
-        <w:rPr>
-          <w:bCs/>
-          <w:b/>
-        </w:rPr>
-        <w:t xml:space="preserve">104KB</w:t>
-      </w:r>
-      <w:r>
-        <w:t xml:space="preserve"> </w:t>
-      </w:r>
-      <w:r>
-        <w:t xml:space="preserve">— matching the number you saw in your speed report exactly.</w:t>
-      </w:r>
-    </w:p>
-    <w:p>
-      <w:pPr>
-        <w:pStyle w:val="BodyText"/>
-      </w:pPr>
-      <w:r>
-        <w:rPr>
-          <w:bCs/>
-          <w:b/>
-        </w:rPr>
-        <w:t xml:space="preserve">Recommended fix:</w:t>
-      </w:r>
-      <w:r>
-        <w:t xml:space="preserve"> </w:t>
-      </w:r>
-      <w:r>
-        <w:t xml:space="preserve">Configure Google Tag Manager so that:</w:t>
-      </w:r>
-      <w:r>
-        <w:t xml:space="preserve"> </w:t>
-      </w:r>
-      <w:r>
-        <w:t xml:space="preserve">- Crazy Egg, Microsoft Clarity, and the Facebook Pixel wait until the</w:t>
-      </w:r>
-      <w:r>
-        <w:t xml:space="preserve"> </w:t>
-      </w:r>
-      <w:r>
-        <w:t xml:space="preserve">visitor interacts with the page (scrolls, taps, or clicks), or a few</w:t>
-      </w:r>
-      <w:r>
-        <w:t xml:space="preserve"> </w:t>
-      </w:r>
-      <w:r>
-        <w:t xml:space="preserve">seconds have passed — whichever comes first. These tools don’t need to</w:t>
-      </w:r>
-      <w:r>
-        <w:t xml:space="preserve"> </w:t>
-      </w:r>
-      <w:r>
-        <w:t xml:space="preserve">run before the page has even finished appearing; delaying them a few</w:t>
-      </w:r>
-      <w:r>
-        <w:t xml:space="preserve"> </w:t>
-      </w:r>
-      <w:r>
-        <w:t xml:space="preserve">seconds has no effect on the data they collect.</w:t>
-      </w:r>
-      <w:r>
-        <w:t xml:space="preserve"> </w:t>
-      </w:r>
-      <w:r>
-        <w:t xml:space="preserve">- ClickCease keeps loading quickly, right after the page finishes loading —</w:t>
-      </w:r>
-      <w:r>
-        <w:t xml:space="preserve"> </w:t>
-      </w:r>
-      <w:r>
-        <w:t xml:space="preserve">it’s a fraud-detection tool for your ad spend, and it needs to react</w:t>
-      </w:r>
-      <w:r>
-        <w:t xml:space="preserve"> </w:t>
-      </w:r>
-      <w:r>
-        <w:t xml:space="preserve">fast, so we recommend</w:t>
-      </w:r>
-      <w:r>
-        <w:t xml:space="preserve"> </w:t>
-      </w:r>
-      <w:r>
-        <w:rPr>
-          <w:iCs/>
-          <w:i/>
-        </w:rPr>
-        <w:t xml:space="preserve">not</w:t>
-      </w:r>
-      <w:r>
-        <w:t xml:space="preserve"> </w:t>
-      </w:r>
-      <w:r>
-        <w:t xml:space="preserve">delaying it the same way.</w:t>
-      </w:r>
-    </w:p>
-    <w:p>
-      <w:pPr>
-        <w:pStyle w:val="BodyText"/>
-      </w:pPr>
-      <w:r>
-        <w:t xml:space="preserve">This is a settings change inside your Tag Manager account — no code</w:t>
-      </w:r>
-      <w:r>
-        <w:t xml:space="preserve"> </w:t>
-      </w:r>
-      <w:r>
-        <w:t xml:space="preserve">deployment needed, and it can typically be done and verified within the</w:t>
-      </w:r>
-      <w:r>
-        <w:t xml:space="preserve"> </w:t>
-      </w:r>
-      <w:r>
-        <w:t xml:space="preserve">same day.</w:t>
-      </w:r>
-    </w:p>
-    <w:bookmarkEnd w:id="21"/>
-    <w:bookmarkStart w:id="22" w:name="X73f16b3fff1444649385dee02a0030df3829379"/>
-    <w:p>
-      <w:pPr>
-        <w:pStyle w:val="Heading3"/>
-      </w:pPr>
-      <w:r>
-        <w:t xml:space="preserve">2. A possible duplicate tracking issue (worth a quick check)</w:t>
-      </w:r>
-    </w:p>
-    <w:p>
-      <w:pPr>
-        <w:pStyle w:val="FirstParagraph"/>
-      </w:pPr>
-      <w:r>
-        <w:t xml:space="preserve">Separately from Tag Manager, your homepage also loads four independent</w:t>
-      </w:r>
-      <w:r>
-        <w:t xml:space="preserve"> </w:t>
-      </w:r>
-      <w:r>
-        <w:t xml:space="preserve">tracking</w:t>
-      </w:r>
-      <w:r>
-        <w:t xml:space="preserve"> </w:t>
-      </w:r>
-      <w:r>
-        <w:t xml:space="preserve">“</w:t>
-      </w:r>
-      <w:r>
-        <w:t xml:space="preserve">pixels</w:t>
-      </w:r>
-      <w:r>
-        <w:t xml:space="preserve">”</w:t>
-      </w:r>
-      <w:r>
-        <w:t xml:space="preserve"> </w:t>
-      </w:r>
-      <w:r>
-        <w:t xml:space="preserve">through Shopify’s own built-in tracking system. One is</w:t>
-      </w:r>
-      <w:r>
-        <w:t xml:space="preserve"> </w:t>
-      </w:r>
-      <w:r>
-        <w:t xml:space="preserve">clearly a standard Shopify pixel; the other three aren’t identified from</w:t>
-      </w:r>
-      <w:r>
-        <w:t xml:space="preserve"> </w:t>
-      </w:r>
-      <w:r>
-        <w:t xml:space="preserve">outside the site.</w:t>
-      </w:r>
-      <w:r>
-        <w:t xml:space="preserve"> </w:t>
-      </w:r>
-      <w:r>
-        <w:rPr>
-          <w:bCs/>
-          <w:b/>
-        </w:rPr>
-        <w:t xml:space="preserve">We recommend a quick look at Shopify Admin → Settings →</w:t>
-      </w:r>
-      <w:r>
-        <w:rPr>
-          <w:bCs/>
-          <w:b/>
-        </w:rPr>
-        <w:t xml:space="preserve"> </w:t>
-      </w:r>
-      <w:r>
-        <w:rPr>
-          <w:bCs/>
-          <w:b/>
-        </w:rPr>
-        <w:t xml:space="preserve">Customer events</w:t>
-      </w:r>
-      <w:r>
-        <w:t xml:space="preserve"> </w:t>
-      </w:r>
-      <w:r>
-        <w:t xml:space="preserve">to confirm none of those three is a second Facebook</w:t>
-      </w:r>
-      <w:r>
-        <w:t xml:space="preserve"> </w:t>
-      </w:r>
-      <w:r>
-        <w:t xml:space="preserve">pixel — if it is, you may currently be double-counting sales/conversions in</w:t>
-      </w:r>
-      <w:r>
-        <w:t xml:space="preserve"> </w:t>
-      </w:r>
-      <w:r>
-        <w:t xml:space="preserve">Meta Ads Manager, which would make your ad performance numbers look</w:t>
-      </w:r>
-      <w:r>
-        <w:t xml:space="preserve"> </w:t>
-      </w:r>
-      <w:r>
-        <w:t xml:space="preserve">different than they actually are.</w:t>
-      </w:r>
-    </w:p>
-    <w:bookmarkEnd w:id="22"/>
-    <w:bookmarkStart w:id="23" w:name="X30655fb258cd3159dcae8bb0de97abb52f60f9d"/>
-    <w:p>
-      <w:pPr>
-        <w:pStyle w:val="Heading3"/>
-      </w:pPr>
-      <w:r>
-        <w:t xml:space="preserve">3. Your cookie-consent script is currently your single biggest homepage script — bigger than the Facebook Pixel</w:t>
-      </w:r>
-    </w:p>
-    <w:p>
-      <w:pPr>
-        <w:pStyle w:val="FirstParagraph"/>
-      </w:pPr>
-      <w:r>
-        <w:t xml:space="preserve">This wasn’t part of your original question, but it showed up as the</w:t>
-      </w:r>
-      <w:r>
-        <w:t xml:space="preserve"> </w:t>
-      </w:r>
-      <w:r>
-        <w:t xml:space="preserve">largest individual contributor to slow loading during our check. Your</w:t>
-      </w:r>
-      <w:r>
-        <w:t xml:space="preserve"> </w:t>
-      </w:r>
-      <w:r>
-        <w:t xml:space="preserve">cookie-consent tool (Termly) loads a script that is</w:t>
-      </w:r>
-      <w:r>
-        <w:t xml:space="preserve"> </w:t>
-      </w:r>
-      <w:r>
-        <w:rPr>
-          <w:bCs/>
-          <w:b/>
-        </w:rPr>
-        <w:t xml:space="preserve">larger than the</w:t>
-      </w:r>
-      <w:r>
-        <w:rPr>
-          <w:bCs/>
-          <w:b/>
-        </w:rPr>
-        <w:t xml:space="preserve"> </w:t>
-      </w:r>
-      <w:r>
-        <w:rPr>
-          <w:bCs/>
-          <w:b/>
-        </w:rPr>
-        <w:t xml:space="preserve">Facebook Pixel</w:t>
-      </w:r>
-      <w:r>
-        <w:t xml:space="preserve"> </w:t>
-      </w:r>
-      <w:r>
-        <w:t xml:space="preserve">and is positioned to load before literally anything else</w:t>
-      </w:r>
-      <w:r>
-        <w:t xml:space="preserve"> </w:t>
-      </w:r>
-      <w:r>
-        <w:t xml:space="preserve">on the page, without any of the</w:t>
-      </w:r>
-      <w:r>
-        <w:t xml:space="preserve"> </w:t>
-      </w:r>
-      <w:r>
-        <w:t xml:space="preserve">“</w:t>
-      </w:r>
-      <w:r>
-        <w:t xml:space="preserve">wait a moment</w:t>
-      </w:r>
-      <w:r>
-        <w:t xml:space="preserve">”</w:t>
-      </w:r>
-      <w:r>
-        <w:t xml:space="preserve"> </w:t>
-      </w:r>
-      <w:r>
-        <w:t xml:space="preserve">treatment recommended</w:t>
-      </w:r>
-      <w:r>
-        <w:t xml:space="preserve"> </w:t>
-      </w:r>
-      <w:r>
-        <w:t xml:space="preserve">above.</w:t>
-      </w:r>
-    </w:p>
-    <w:p>
-      <w:pPr>
-        <w:pStyle w:val="BodyText"/>
-      </w:pPr>
-      <w:r>
-        <w:t xml:space="preserve">We are</w:t>
-      </w:r>
-      <w:r>
-        <w:t xml:space="preserve"> </w:t>
-      </w:r>
-      <w:r>
-        <w:rPr>
-          <w:bCs/>
-          <w:b/>
-        </w:rPr>
-        <w:t xml:space="preserve">not</w:t>
-      </w:r>
-      <w:r>
-        <w:t xml:space="preserve"> </w:t>
-      </w:r>
-      <w:r>
-        <w:t xml:space="preserve">recommending an immediate change here, because this</w:t>
-      </w:r>
-      <w:r>
-        <w:t xml:space="preserve"> </w:t>
-      </w:r>
-      <w:r>
-        <w:t xml:space="preserve">particular script’s job is to enforce cookie-consent rules — changing how</w:t>
-      </w:r>
-      <w:r>
-        <w:t xml:space="preserve"> </w:t>
-      </w:r>
-      <w:r>
-        <w:t xml:space="preserve">it loads without confirming it’s safe first could risk your compliance</w:t>
-      </w:r>
-      <w:r>
-        <w:t xml:space="preserve"> </w:t>
-      </w:r>
-      <w:r>
-        <w:t xml:space="preserve">setup.</w:t>
-      </w:r>
-      <w:r>
-        <w:t xml:space="preserve"> </w:t>
-      </w:r>
-      <w:r>
-        <w:rPr>
-          <w:bCs/>
-          <w:b/>
-        </w:rPr>
-        <w:t xml:space="preserve">Recommended next step:</w:t>
-      </w:r>
-      <w:r>
-        <w:t xml:space="preserve"> </w:t>
-      </w:r>
-      <w:r>
-        <w:t xml:space="preserve">ask Termly’s support team whether their</w:t>
-      </w:r>
-      <w:r>
-        <w:t xml:space="preserve"> </w:t>
-      </w:r>
-      <w:r>
-        <w:t xml:space="preserve">script can be loaded in a less disruptive way without breaking its</w:t>
-      </w:r>
-      <w:r>
-        <w:t xml:space="preserve"> </w:t>
-      </w:r>
-      <w:r>
-        <w:t xml:space="preserve">consent-enforcement feature. If they confirm it’s safe, this is a very</w:t>
-      </w:r>
-      <w:r>
-        <w:t xml:space="preserve"> </w:t>
-      </w:r>
-      <w:r>
-        <w:t xml:space="preserve">quick fix and one of the biggest single wins available on the page.</w:t>
-      </w:r>
-    </w:p>
-    <w:bookmarkEnd w:id="23"/>
-    <w:bookmarkStart w:id="24" w:name="Xb7863af9bec6324cbd1eacc2c428e28f143f4fb"/>
-    <w:p>
-      <w:pPr>
-        <w:pStyle w:val="Heading3"/>
-      </w:pPr>
-      <w:r>
-        <w:t xml:space="preserve">4. A country-restriction tool is intentionally holding up the page</w:t>
-      </w:r>
-    </w:p>
-    <w:p>
-      <w:pPr>
-        <w:pStyle w:val="FirstParagraph"/>
-      </w:pPr>
-      <w:r>
-        <w:t xml:space="preserve">Your site currently uses a tool that blocks the page from displaying until</w:t>
-      </w:r>
-      <w:r>
-        <w:t xml:space="preserve"> </w:t>
-      </w:r>
-      <w:r>
-        <w:t xml:space="preserve">it verifies a visitor’s country — this is very likely an intentional</w:t>
-      </w:r>
-      <w:r>
-        <w:t xml:space="preserve"> </w:t>
-      </w:r>
-      <w:r>
-        <w:t xml:space="preserve">setup (a legal/compliance requirement for who can purchase from you), and</w:t>
-      </w:r>
-      <w:r>
-        <w:t xml:space="preserve"> </w:t>
-      </w:r>
-      <w:r>
-        <w:t xml:space="preserve">we want to flag that as a known, deliberate trade-off rather than a</w:t>
-      </w:r>
-      <w:r>
-        <w:t xml:space="preserve"> </w:t>
-      </w:r>
-      <w:r>
-        <w:t xml:space="preserve">mistake.</w:t>
-      </w:r>
-      <w:r>
-        <w:t xml:space="preserve"> </w:t>
-      </w:r>
-      <w:r>
-        <w:rPr>
-          <w:bCs/>
-          <w:b/>
-        </w:rPr>
-        <w:t xml:space="preserve">Recommended next step:</w:t>
-      </w:r>
-      <w:r>
-        <w:t xml:space="preserve"> </w:t>
-      </w:r>
-      <w:r>
-        <w:t xml:space="preserve">a quick conversation with whoever set</w:t>
-      </w:r>
-      <w:r>
-        <w:t xml:space="preserve"> </w:t>
-      </w:r>
-      <w:r>
-        <w:t xml:space="preserve">this up (or the app’s support team) to confirm whether it can run in a</w:t>
-      </w:r>
-      <w:r>
-        <w:t xml:space="preserve"> </w:t>
-      </w:r>
-      <w:r>
-        <w:t xml:space="preserve">faster, less disruptive way while still meeting the same requirement.</w:t>
-      </w:r>
-    </w:p>
-    <w:p>
-      <w:r>
-        <w:pict>
-          <v:rect style="width:0;height:1.5pt" o:hralign="center" o:hrstd="t" o:hr="t"/>
-        </w:pict>
-      </w:r>
-    </w:p>
-    <w:bookmarkEnd w:id="24"/>
-    <w:bookmarkEnd w:id="25"/>
-    <w:bookmarkStart w:id="26" w:name="X0f66ad5cf9c8ff84c96385ca46ea492a1d04983"/>
-    <w:p>
-      <w:pPr>
-        <w:pStyle w:val="Heading2"/>
-      </w:pPr>
-      <w:r>
-        <w:t xml:space="preserve">What this means for your performance goals</w:t>
-      </w:r>
-    </w:p>
-    <w:p>
-      <w:pPr>
-        <w:pStyle w:val="FirstParagraph"/>
-      </w:pPr>
-      <w:r>
-        <w:t xml:space="preserve">None of the fixes above require changing your design, your images, or</w:t>
-      </w:r>
-      <w:r>
-        <w:t xml:space="preserve"> </w:t>
-      </w:r>
-      <w:r>
-        <w:t xml:space="preserve">removing any tracking tool you currently rely on for marketing or fraud</w:t>
-      </w:r>
-      <w:r>
-        <w:t xml:space="preserve"> </w:t>
-      </w:r>
-      <w:r>
-        <w:t xml:space="preserve">protection. They’re entirely about</w:t>
-      </w:r>
-      <w:r>
-        <w:t xml:space="preserve"> </w:t>
-      </w:r>
-      <w:r>
-        <w:rPr>
-          <w:bCs/>
-          <w:b/>
-        </w:rPr>
-        <w:t xml:space="preserve">timing</w:t>
-      </w:r>
-      <w:r>
-        <w:t xml:space="preserve"> </w:t>
-      </w:r>
-      <w:r>
-        <w:t xml:space="preserve">— making sure background</w:t>
-      </w:r>
-      <w:r>
-        <w:t xml:space="preserve"> </w:t>
-      </w:r>
-      <w:r>
-        <w:t xml:space="preserve">tools don’t compete with your actual homepage content for the visitor’s</w:t>
-      </w:r>
-      <w:r>
-        <w:t xml:space="preserve"> </w:t>
-      </w:r>
-      <w:r>
-        <w:t xml:space="preserve">first few seconds on a slow mobile connection.</w:t>
-      </w:r>
-    </w:p>
-    <w:p>
-      <w:pPr>
-        <w:pStyle w:val="BodyText"/>
-      </w:pPr>
-      <w:r>
-        <w:t xml:space="preserve">Combined with the image-loading fixes already in progress on the carousel</w:t>
-      </w:r>
-      <w:r>
-        <w:t xml:space="preserve"> </w:t>
-      </w:r>
-      <w:r>
-        <w:t xml:space="preserve">sliders, addressing item #1 above (the GTM tag timing) is the next</w:t>
-      </w:r>
-      <w:r>
-        <w:t xml:space="preserve"> </w:t>
-      </w:r>
-      <w:r>
-        <w:t xml:space="preserve">highest-impact, lowest-risk item — it requires no code deployment and can</w:t>
-      </w:r>
-      <w:r>
-        <w:t xml:space="preserve"> </w:t>
-      </w:r>
-      <w:r>
-        <w:t xml:space="preserve">be done directly in your Google Tag Manager account.</w:t>
-      </w:r>
-    </w:p>
-    <w:p>
-      <w:r>
-        <w:pict>
-          <v:rect style="width:0;height:1.5pt" o:hralign="center" o:hrstd="t" o:hr="t"/>
-        </w:pict>
-      </w:r>
-    </w:p>
-    <w:bookmarkEnd w:id="26"/>
-    <w:bookmarkStart w:id="27" w:name="recommended-order-of-action"/>
-    <w:p>
-      <w:pPr>
-        <w:pStyle w:val="Heading2"/>
-      </w:pPr>
-      <w:r>
-        <w:t xml:space="preserve">Recommended order of action</w:t>
+        <w:t xml:space="preserve">Findings &amp; Fixes</w:t>
       </w:r>
     </w:p>
     <w:tbl>
@@ -924,11 +88,11 @@
         <w:jc w:val="start"/>
       </w:tblPr>
       <w:tblGrid>
-        <w:gridCol w:w="2329"/>
-        <w:gridCol w:w="1397"/>
-        <w:gridCol w:w="1397"/>
-        <w:gridCol w:w="1397"/>
-        <w:gridCol w:w="1397"/>
+        <w:gridCol w:w="1584"/>
+        <w:gridCol w:w="1584"/>
+        <w:gridCol w:w="1584"/>
+        <w:gridCol w:w="1584"/>
+        <w:gridCol w:w="1584"/>
       </w:tblGrid>
       <w:tr>
         <w:trPr>
@@ -939,22 +103,34 @@
           <w:p>
             <w:pPr>
               <w:pStyle w:val="Compact"/>
-              <w:jc w:val="center"/>
-            </w:pPr>
-            <w:r>
-              <w:t xml:space="preserve">Priority</w:t>
-            </w:r>
-          </w:p>
-        </w:tc>
-        <w:tc>
-          <w:tcPr/>
-          <w:p>
-            <w:pPr>
-              <w:pStyle w:val="Compact"/>
-              <w:jc w:val="left"/>
-            </w:pPr>
-            <w:r>
-              <w:t xml:space="preserve">Action</w:t>
+              <w:jc w:val="left"/>
+            </w:pPr>
+            <w:r>
+              <w:t xml:space="preserve">#</w:t>
+            </w:r>
+          </w:p>
+        </w:tc>
+        <w:tc>
+          <w:tcPr/>
+          <w:p>
+            <w:pPr>
+              <w:pStyle w:val="Compact"/>
+              <w:jc w:val="left"/>
+            </w:pPr>
+            <w:r>
+              <w:t xml:space="preserve">Finding</w:t>
+            </w:r>
+          </w:p>
+        </w:tc>
+        <w:tc>
+          <w:tcPr/>
+          <w:p>
+            <w:pPr>
+              <w:pStyle w:val="Compact"/>
+              <w:jc w:val="left"/>
+            </w:pPr>
+            <w:r>
+              <w:t xml:space="preserve">Fix</w:t>
             </w:r>
           </w:p>
         </w:tc>
@@ -979,18 +155,6 @@
             </w:pPr>
             <w:r>
               <w:t xml:space="preserve">Effort</w:t>
-            </w:r>
-          </w:p>
-        </w:tc>
-        <w:tc>
-          <w:tcPr/>
-          <w:p>
-            <w:pPr>
-              <w:pStyle w:val="Compact"/>
-              <w:jc w:val="left"/>
-            </w:pPr>
-            <w:r>
-              <w:t xml:space="preserve">Risk</w:t>
             </w:r>
           </w:p>
         </w:tc>
@@ -1001,7 +165,7 @@
           <w:p>
             <w:pPr>
               <w:pStyle w:val="Compact"/>
-              <w:jc w:val="center"/>
+              <w:jc w:val="left"/>
             </w:pPr>
             <w:r>
               <w:t xml:space="preserve">1</w:t>
@@ -1016,43 +180,43 @@
               <w:jc w:val="left"/>
             </w:pPr>
             <w:r>
-              <w:t xml:space="preserve">Delay Crazy Egg, Clarity, Facebook Pixel, and a few related ad-tracking tags inside Google Tag Manager</w:t>
-            </w:r>
-          </w:p>
-        </w:tc>
-        <w:tc>
-          <w:tcPr/>
-          <w:p>
-            <w:pPr>
-              <w:pStyle w:val="Compact"/>
-              <w:jc w:val="left"/>
-            </w:pPr>
-            <w:r>
-              <w:t xml:space="preserve">Tag Manager account holder</w:t>
-            </w:r>
-          </w:p>
-        </w:tc>
-        <w:tc>
-          <w:tcPr/>
-          <w:p>
-            <w:pPr>
-              <w:pStyle w:val="Compact"/>
-              <w:jc w:val="left"/>
-            </w:pPr>
-            <w:r>
-              <w:t xml:space="preserve">~15 minutes</w:t>
-            </w:r>
-          </w:p>
-        </w:tc>
-        <w:tc>
-          <w:tcPr/>
-          <w:p>
-            <w:pPr>
-              <w:pStyle w:val="Compact"/>
-              <w:jc w:val="left"/>
-            </w:pPr>
-            <w:r>
-              <w:t xml:space="preserve">None — configuration only</w:t>
+              <w:t xml:space="preserve">Crazy Egg, Clarity, Facebook Pixel (104KB), + Google/Bing ad tags all fire at once, on page load</w:t>
+            </w:r>
+          </w:p>
+        </w:tc>
+        <w:tc>
+          <w:tcPr/>
+          <w:p>
+            <w:pPr>
+              <w:pStyle w:val="Compact"/>
+              <w:jc w:val="left"/>
+            </w:pPr>
+            <w:r>
+              <w:t xml:space="preserve">Delay these in Google Tag Manager until scroll/click/tap (or ~4s)</w:t>
+            </w:r>
+          </w:p>
+        </w:tc>
+        <w:tc>
+          <w:tcPr/>
+          <w:p>
+            <w:pPr>
+              <w:pStyle w:val="Compact"/>
+              <w:jc w:val="left"/>
+            </w:pPr>
+            <w:r>
+              <w:t xml:space="preserve">GTM account holder</w:t>
+            </w:r>
+          </w:p>
+        </w:tc>
+        <w:tc>
+          <w:tcPr/>
+          <w:p>
+            <w:pPr>
+              <w:pStyle w:val="Compact"/>
+              <w:jc w:val="left"/>
+            </w:pPr>
+            <w:r>
+              <w:t xml:space="preserve">~15 min</w:t>
             </w:r>
           </w:p>
         </w:tc>
@@ -1063,7 +227,7 @@
           <w:p>
             <w:pPr>
               <w:pStyle w:val="Compact"/>
-              <w:jc w:val="center"/>
+              <w:jc w:val="left"/>
             </w:pPr>
             <w:r>
               <w:t xml:space="preserve">2</w:t>
@@ -1078,43 +242,43 @@
               <w:jc w:val="left"/>
             </w:pPr>
             <w:r>
-              <w:t xml:space="preserve">Confirm no duplicate Facebook tracking in Shopify’s Customer Events settings</w:t>
-            </w:r>
-          </w:p>
-        </w:tc>
-        <w:tc>
-          <w:tcPr/>
-          <w:p>
-            <w:pPr>
-              <w:pStyle w:val="Compact"/>
-              <w:jc w:val="left"/>
-            </w:pPr>
-            <w:r>
-              <w:t xml:space="preserve">Shopify Admin</w:t>
-            </w:r>
-          </w:p>
-        </w:tc>
-        <w:tc>
-          <w:tcPr/>
-          <w:p>
-            <w:pPr>
-              <w:pStyle w:val="Compact"/>
-              <w:jc w:val="left"/>
-            </w:pPr>
-            <w:r>
-              <w:t xml:space="preserve">~5 minutes</w:t>
-            </w:r>
-          </w:p>
-        </w:tc>
-        <w:tc>
-          <w:tcPr/>
-          <w:p>
-            <w:pPr>
-              <w:pStyle w:val="Compact"/>
-              <w:jc w:val="left"/>
-            </w:pPr>
-            <w:r>
-              <w:t xml:space="preserve">None — read-only check</w:t>
+              <w:t xml:space="preserve">ClickCease also fires at once</w:t>
+            </w:r>
+          </w:p>
+        </w:tc>
+        <w:tc>
+          <w:tcPr/>
+          <w:p>
+            <w:pPr>
+              <w:pStyle w:val="Compact"/>
+              <w:jc w:val="left"/>
+            </w:pPr>
+            <w:r>
+              <w:t xml:space="preserve">Keep it fast (fraud protection needs speed) — no change needed</w:t>
+            </w:r>
+          </w:p>
+        </w:tc>
+        <w:tc>
+          <w:tcPr/>
+          <w:p>
+            <w:pPr>
+              <w:pStyle w:val="Compact"/>
+              <w:jc w:val="left"/>
+            </w:pPr>
+            <w:r>
+              <w:t xml:space="preserve">—</w:t>
+            </w:r>
+          </w:p>
+        </w:tc>
+        <w:tc>
+          <w:tcPr/>
+          <w:p>
+            <w:pPr>
+              <w:pStyle w:val="Compact"/>
+              <w:jc w:val="left"/>
+            </w:pPr>
+            <w:r>
+              <w:t xml:space="preserve">—</w:t>
             </w:r>
           </w:p>
         </w:tc>
@@ -1125,7 +289,7 @@
           <w:p>
             <w:pPr>
               <w:pStyle w:val="Compact"/>
-              <w:jc w:val="center"/>
+              <w:jc w:val="left"/>
             </w:pPr>
             <w:r>
               <w:t xml:space="preserve">3</w:t>
@@ -1140,43 +304,43 @@
               <w:jc w:val="left"/>
             </w:pPr>
             <w:r>
-              <w:t xml:space="preserve">Ask Termly if their consent script can load without disrupting consent enforcement</w:t>
-            </w:r>
-          </w:p>
-        </w:tc>
-        <w:tc>
-          <w:tcPr/>
-          <w:p>
-            <w:pPr>
-              <w:pStyle w:val="Compact"/>
-              <w:jc w:val="left"/>
-            </w:pPr>
-            <w:r>
-              <w:t xml:space="preserve">Termly support</w:t>
-            </w:r>
-          </w:p>
-        </w:tc>
-        <w:tc>
-          <w:tcPr/>
-          <w:p>
-            <w:pPr>
-              <w:pStyle w:val="Compact"/>
-              <w:jc w:val="left"/>
-            </w:pPr>
-            <w:r>
-              <w:t xml:space="preserve">Their response time</w:t>
-            </w:r>
-          </w:p>
-        </w:tc>
-        <w:tc>
-          <w:tcPr/>
-          <w:p>
-            <w:pPr>
-              <w:pStyle w:val="Compact"/>
-              <w:jc w:val="left"/>
-            </w:pPr>
-            <w:r>
-              <w:t xml:space="preserve">None until we act on their answer</w:t>
+              <w:t xml:space="preserve">3 unidentified tracking pixels found outside GTM</w:t>
+            </w:r>
+          </w:p>
+        </w:tc>
+        <w:tc>
+          <w:tcPr/>
+          <w:p>
+            <w:pPr>
+              <w:pStyle w:val="Compact"/>
+              <w:jc w:val="left"/>
+            </w:pPr>
+            <w:r>
+              <w:t xml:space="preserve">Check Shopify Admin → Customer Events for a duplicate Facebook pixel</w:t>
+            </w:r>
+          </w:p>
+        </w:tc>
+        <w:tc>
+          <w:tcPr/>
+          <w:p>
+            <w:pPr>
+              <w:pStyle w:val="Compact"/>
+              <w:jc w:val="left"/>
+            </w:pPr>
+            <w:r>
+              <w:t xml:space="preserve">Shopify Admin</w:t>
+            </w:r>
+          </w:p>
+        </w:tc>
+        <w:tc>
+          <w:tcPr/>
+          <w:p>
+            <w:pPr>
+              <w:pStyle w:val="Compact"/>
+              <w:jc w:val="left"/>
+            </w:pPr>
+            <w:r>
+              <w:t xml:space="preserve">~5 min</w:t>
             </w:r>
           </w:p>
         </w:tc>
@@ -1187,7 +351,7 @@
           <w:p>
             <w:pPr>
               <w:pStyle w:val="Compact"/>
-              <w:jc w:val="center"/>
+              <w:jc w:val="left"/>
             </w:pPr>
             <w:r>
               <w:t xml:space="preserve">4</w:t>
@@ -1202,64 +366,158 @@
               <w:jc w:val="left"/>
             </w:pPr>
             <w:r>
-              <w:t xml:space="preserve">Confirm whether the country-restriction tool can run without holding up the page</w:t>
-            </w:r>
-          </w:p>
-        </w:tc>
-        <w:tc>
-          <w:tcPr/>
-          <w:p>
-            <w:pPr>
-              <w:pStyle w:val="Compact"/>
-              <w:jc w:val="left"/>
-            </w:pPr>
-            <w:r>
-              <w:t xml:space="preserve">App vendor / whoever owns the requirement</w:t>
-            </w:r>
-          </w:p>
-        </w:tc>
-        <w:tc>
-          <w:tcPr/>
-          <w:p>
-            <w:pPr>
-              <w:pStyle w:val="Compact"/>
-              <w:jc w:val="left"/>
-            </w:pPr>
-            <w:r>
-              <w:t xml:space="preserve">Their response time</w:t>
-            </w:r>
-          </w:p>
-        </w:tc>
-        <w:tc>
-          <w:tcPr/>
-          <w:p>
-            <w:pPr>
-              <w:pStyle w:val="Compact"/>
-              <w:jc w:val="left"/>
-            </w:pPr>
-            <w:r>
-              <w:t xml:space="preserve">Business/legal decision, not technical</w:t>
+              <w:t xml:space="preserve">Cookie-consent script (Termly) is the single largest script on the page — bigger than the Facebook Pixel</w:t>
+            </w:r>
+          </w:p>
+        </w:tc>
+        <w:tc>
+          <w:tcPr/>
+          <w:p>
+            <w:pPr>
+              <w:pStyle w:val="Compact"/>
+              <w:jc w:val="left"/>
+            </w:pPr>
+            <w:r>
+              <w:t xml:space="preserve">Ask Termly if it can load without breaking consent enforcement, before we touch it</w:t>
+            </w:r>
+          </w:p>
+        </w:tc>
+        <w:tc>
+          <w:tcPr/>
+          <w:p>
+            <w:pPr>
+              <w:pStyle w:val="Compact"/>
+              <w:jc w:val="left"/>
+            </w:pPr>
+            <w:r>
+              <w:t xml:space="preserve">Termly support</w:t>
+            </w:r>
+          </w:p>
+        </w:tc>
+        <w:tc>
+          <w:tcPr/>
+          <w:p>
+            <w:pPr>
+              <w:pStyle w:val="Compact"/>
+              <w:jc w:val="left"/>
+            </w:pPr>
+            <w:r>
+              <w:t xml:space="preserve">Pending their reply</w:t>
+            </w:r>
+          </w:p>
+        </w:tc>
+      </w:tr>
+      <w:tr>
+        <w:tc>
+          <w:tcPr/>
+          <w:p>
+            <w:pPr>
+              <w:pStyle w:val="Compact"/>
+              <w:jc w:val="left"/>
+            </w:pPr>
+            <w:r>
+              <w:t xml:space="preserve">5</w:t>
+            </w:r>
+          </w:p>
+        </w:tc>
+        <w:tc>
+          <w:tcPr/>
+          <w:p>
+            <w:pPr>
+              <w:pStyle w:val="Compact"/>
+              <w:jc w:val="left"/>
+            </w:pPr>
+            <w:r>
+              <w:t xml:space="preserve">Country-restriction tool intentionally delays page render</w:t>
+            </w:r>
+          </w:p>
+        </w:tc>
+        <w:tc>
+          <w:tcPr/>
+          <w:p>
+            <w:pPr>
+              <w:pStyle w:val="Compact"/>
+              <w:jc w:val="left"/>
+            </w:pPr>
+            <w:r>
+              <w:t xml:space="preserve">Confirm with vendor if a faster mode exists</w:t>
+            </w:r>
+          </w:p>
+        </w:tc>
+        <w:tc>
+          <w:tcPr/>
+          <w:p>
+            <w:pPr>
+              <w:pStyle w:val="Compact"/>
+              <w:jc w:val="left"/>
+            </w:pPr>
+            <w:r>
+              <w:t xml:space="preserve">App vendor</w:t>
+            </w:r>
+          </w:p>
+        </w:tc>
+        <w:tc>
+          <w:tcPr/>
+          <w:p>
+            <w:pPr>
+              <w:pStyle w:val="Compact"/>
+              <w:jc w:val="left"/>
+            </w:pPr>
+            <w:r>
+              <w:t xml:space="preserve">Pending their reply</w:t>
             </w:r>
           </w:p>
         </w:tc>
       </w:tr>
     </w:tbl>
+    <w:bookmarkEnd w:id="21"/>
+    <w:bookmarkStart w:id="22" w:name="bottom-line"/>
     <w:p>
       <w:pPr>
-        <w:pStyle w:val="BodyText"/>
+        <w:pStyle w:val="Heading2"/>
       </w:pPr>
       <w:r>
-        <w:t xml:space="preserve">We’re ready to make any resulting code change (for item 3, once Termly</w:t>
+        <w:t xml:space="preserve">Bottom line</w:t>
+      </w:r>
+    </w:p>
+    <w:p>
+      <w:pPr>
+        <w:pStyle w:val="FirstParagraph"/>
+      </w:pPr>
+      <w:r>
+        <w:t xml:space="preserve">No images, design, or tracking tools are removed. This is purely about</w:t>
       </w:r>
       <w:r>
         <w:t xml:space="preserve"> </w:t>
       </w:r>
       <w:r>
-        <w:t xml:space="preserve">confirms) as soon as we hear back.</w:t>
+        <w:rPr>
+          <w:iCs/>
+          <w:i/>
+        </w:rPr>
+        <w:t xml:space="preserve">timing</w:t>
+      </w:r>
+      <w:r>
+        <w:t xml:space="preserve"> </w:t>
+      </w:r>
+      <w:r>
+        <w:t xml:space="preserve">— stopping background scripts from competing with your content on</w:t>
+      </w:r>
+      <w:r>
+        <w:t xml:space="preserve"> </w:t>
+      </w:r>
+      <w:r>
+        <w:t xml:space="preserve">first load. Item 1 is the biggest win and can be done today with no</w:t>
+      </w:r>
+      <w:r>
+        <w:t xml:space="preserve"> </w:t>
+      </w:r>
+      <w:r>
+        <w:t xml:space="preserve">development work.</w:t>
       </w:r>
     </w:p>
-    <w:bookmarkEnd w:id="27"/>
-    <w:bookmarkEnd w:id="28"/>
+    <w:bookmarkEnd w:id="22"/>
+    <w:bookmarkEnd w:id="23"/>
     <w:sectPr/>
   </w:body>
 </w:document>
@@ -1366,87 +624,8 @@
       </w:pPr>
     </w:lvl>
   </w:abstractNum>
-  <w:abstractNum w:abstractNumId="991">
-    <w:nsid w:val="A991"/>
-    <w:multiLevelType w:val="multilevel"/>
-    <w:lvl w:ilvl="0">
-      <w:numFmt w:val="bullet"/>
-      <w:lvlText w:val="•"/>
-      <w:lvlJc w:val="left"/>
-      <w:pPr>
-        <w:ind w:left="720" w:hanging="480"/>
-      </w:pPr>
-    </w:lvl>
-    <w:lvl w:ilvl="1">
-      <w:numFmt w:val="bullet"/>
-      <w:lvlText w:val="–"/>
-      <w:lvlJc w:val="left"/>
-      <w:pPr>
-        <w:ind w:left="1440" w:hanging="480"/>
-      </w:pPr>
-    </w:lvl>
-    <w:lvl w:ilvl="2">
-      <w:numFmt w:val="bullet"/>
-      <w:lvlText w:val="•"/>
-      <w:lvlJc w:val="left"/>
-      <w:pPr>
-        <w:ind w:left="2160" w:hanging="480"/>
-      </w:pPr>
-    </w:lvl>
-    <w:lvl w:ilvl="3">
-      <w:numFmt w:val="bullet"/>
-      <w:lvlText w:val="–"/>
-      <w:lvlJc w:val="left"/>
-      <w:pPr>
-        <w:ind w:left="2880" w:hanging="480"/>
-      </w:pPr>
-    </w:lvl>
-    <w:lvl w:ilvl="4">
-      <w:numFmt w:val="bullet"/>
-      <w:lvlText w:val="•"/>
-      <w:lvlJc w:val="left"/>
-      <w:pPr>
-        <w:ind w:left="3600" w:hanging="480"/>
-      </w:pPr>
-    </w:lvl>
-    <w:lvl w:ilvl="5">
-      <w:numFmt w:val="bullet"/>
-      <w:lvlText w:val="–"/>
-      <w:lvlJc w:val="left"/>
-      <w:pPr>
-        <w:ind w:left="4320" w:hanging="480"/>
-      </w:pPr>
-    </w:lvl>
-    <w:lvl w:ilvl="6">
-      <w:numFmt w:val="bullet"/>
-      <w:lvlText w:val="•"/>
-      <w:lvlJc w:val="left"/>
-      <w:pPr>
-        <w:ind w:left="5040" w:hanging="480"/>
-      </w:pPr>
-    </w:lvl>
-    <w:lvl w:ilvl="7">
-      <w:numFmt w:val="bullet"/>
-      <w:lvlText w:val="–"/>
-      <w:lvlJc w:val="left"/>
-      <w:pPr>
-        <w:ind w:left="5760" w:hanging="480"/>
-      </w:pPr>
-    </w:lvl>
-    <w:lvl w:ilvl="8">
-      <w:numFmt w:val="bullet"/>
-      <w:lvlText w:val="•"/>
-      <w:lvlJc w:val="left"/>
-      <w:pPr>
-        <w:ind w:left="6480" w:hanging="480"/>
-      </w:pPr>
-    </w:lvl>
-  </w:abstractNum>
   <w:num w:numId="1000">
     <w:abstractNumId w:val="990"/>
-  </w:num>
-  <w:num w:numId="1001">
-    <w:abstractNumId w:val="991"/>
   </w:num>
 </w:numbering>
 </file>

--- a/shopify-theme/client-updates/homepage-third-party-scripts-update.docx
+++ b/shopify-theme/client-updates/homepage-third-party-scripts-update.docx
@@ -29,13 +29,13 @@
         <w:t xml:space="preserve">filmartgallery.com</w:t>
       </w:r>
     </w:p>
-    <w:bookmarkStart w:id="20" w:name="summary"/>
+    <w:bookmarkStart w:id="20" w:name="headline-finding"/>
     <w:p>
       <w:pPr>
         <w:pStyle w:val="Heading2"/>
       </w:pPr>
       <w:r>
-        <w:t xml:space="preserve">Summary</w:t>
+        <w:t xml:space="preserve">Headline finding</w:t>
       </w:r>
     </w:p>
     <w:p>
@@ -43,31 +43,62 @@
         <w:pStyle w:val="FirstParagraph"/>
       </w:pPr>
       <w:r>
-        <w:t xml:space="preserve">Crazy Egg, Microsoft Clarity, ClickCease, and Facebook Pixel are already</w:t>
+        <w:t xml:space="preserve">We now have a likely explanation for the 10–20 second speed spike: your</w:t>
       </w:r>
       <w:r>
         <w:t xml:space="preserve"> </w:t>
       </w:r>
       <w:r>
-        <w:t xml:space="preserve">running through Google Tag Manager — they’re not scattered, uncontrolled</w:t>
+        <w:t xml:space="preserve">mobile test shows the page frozen (nothing appears on screen at all) for</w:t>
       </w:r>
       <w:r>
         <w:t xml:space="preserve"> </w:t>
       </w:r>
       <w:r>
-        <w:t xml:space="preserve">scripts. The problem: all of them fire the instant the page starts loading,</w:t>
+        <w:rPr>
+          <w:bCs/>
+          <w:b/>
+        </w:rPr>
+        <w:t xml:space="preserve">9.6 seconds</w:t>
+      </w:r>
+      <w:r>
+        <w:t xml:space="preserve">, then finishes loading 11 seconds after that. That pattern</w:t>
       </w:r>
       <w:r>
         <w:t xml:space="preserve"> </w:t>
       </w:r>
       <w:r>
-        <w:t xml:space="preserve">competing with your homepage content for bandwidth. Fixing this is a</w:t>
+        <w:t xml:space="preserve">points to one specific culprit — your country-restriction tool, which is</w:t>
       </w:r>
       <w:r>
         <w:t xml:space="preserve"> </w:t>
       </w:r>
       <w:r>
-        <w:t xml:space="preserve">settings change, not a code change.</w:t>
+        <w:t xml:space="preserve">currently set up to hold the entire page from appearing until it finishes</w:t>
+      </w:r>
+      <w:r>
+        <w:t xml:space="preserve"> </w:t>
+      </w:r>
+      <w:r>
+        <w:t xml:space="preserve">checking the visitor’s location. Under certain test conditions, that check</w:t>
+      </w:r>
+      <w:r>
+        <w:t xml:space="preserve"> </w:t>
+      </w:r>
+      <w:r>
+        <w:t xml:space="preserve">appears to take several seconds instead of being instant.</w:t>
+      </w:r>
+    </w:p>
+    <w:p>
+      <w:pPr>
+        <w:pStyle w:val="BodyText"/>
+      </w:pPr>
+      <w:r>
+        <w:rPr>
+          <w:bCs/>
+          <w:b/>
+        </w:rPr>
+        <w:t xml:space="preserve">This is the #1 priority — likely bigger than everything else combined.</w:t>
       </w:r>
     </w:p>
     <w:bookmarkEnd w:id="20"/>
@@ -168,55 +199,59 @@
               <w:jc w:val="left"/>
             </w:pPr>
             <w:r>
-              <w:t xml:space="preserve">1</w:t>
-            </w:r>
-          </w:p>
-        </w:tc>
-        <w:tc>
-          <w:tcPr/>
-          <w:p>
-            <w:pPr>
-              <w:pStyle w:val="Compact"/>
-              <w:jc w:val="left"/>
-            </w:pPr>
-            <w:r>
-              <w:t xml:space="preserve">Crazy Egg, Clarity, Facebook Pixel (104KB), + Google/Bing ad tags all fire at once, on page load</w:t>
-            </w:r>
-          </w:p>
-        </w:tc>
-        <w:tc>
-          <w:tcPr/>
-          <w:p>
-            <w:pPr>
-              <w:pStyle w:val="Compact"/>
-              <w:jc w:val="left"/>
-            </w:pPr>
-            <w:r>
-              <w:t xml:space="preserve">Delay these in Google Tag Manager until scroll/click/tap (or ~4s)</w:t>
-            </w:r>
-          </w:p>
-        </w:tc>
-        <w:tc>
-          <w:tcPr/>
-          <w:p>
-            <w:pPr>
-              <w:pStyle w:val="Compact"/>
-              <w:jc w:val="left"/>
-            </w:pPr>
-            <w:r>
-              <w:t xml:space="preserve">GTM account holder</w:t>
-            </w:r>
-          </w:p>
-        </w:tc>
-        <w:tc>
-          <w:tcPr/>
-          <w:p>
-            <w:pPr>
-              <w:pStyle w:val="Compact"/>
-              <w:jc w:val="left"/>
-            </w:pPr>
-            <w:r>
-              <w:t xml:space="preserve">~15 min</w:t>
+              <w:t xml:space="preserve">0</w:t>
+            </w:r>
+          </w:p>
+        </w:tc>
+        <w:tc>
+          <w:tcPr/>
+          <w:p>
+            <w:pPr>
+              <w:pStyle w:val="Compact"/>
+              <w:jc w:val="left"/>
+            </w:pPr>
+            <w:r>
+              <w:rPr>
+                <w:bCs/>
+                <w:b/>
+              </w:rPr>
+              <w:t xml:space="preserve">Country-restriction tool holds the whole page from appearing while it checks the visitor’s location — likely the main cause of the reported slowdown</w:t>
+            </w:r>
+          </w:p>
+        </w:tc>
+        <w:tc>
+          <w:tcPr/>
+          <w:p>
+            <w:pPr>
+              <w:pStyle w:val="Compact"/>
+              <w:jc w:val="left"/>
+            </w:pPr>
+            <w:r>
+              <w:t xml:space="preserve">Test with it briefly disabled to confirm, then ask the vendor for a non-blocking check method</w:t>
+            </w:r>
+          </w:p>
+        </w:tc>
+        <w:tc>
+          <w:tcPr/>
+          <w:p>
+            <w:pPr>
+              <w:pStyle w:val="Compact"/>
+              <w:jc w:val="left"/>
+            </w:pPr>
+            <w:r>
+              <w:t xml:space="preserve">App vendor</w:t>
+            </w:r>
+          </w:p>
+        </w:tc>
+        <w:tc>
+          <w:tcPr/>
+          <w:p>
+            <w:pPr>
+              <w:pStyle w:val="Compact"/>
+              <w:jc w:val="left"/>
+            </w:pPr>
+            <w:r>
+              <w:t xml:space="preserve">~10 min to confirm</w:t>
             </w:r>
           </w:p>
         </w:tc>
@@ -230,55 +265,55 @@
               <w:jc w:val="left"/>
             </w:pPr>
             <w:r>
-              <w:t xml:space="preserve">2</w:t>
-            </w:r>
-          </w:p>
-        </w:tc>
-        <w:tc>
-          <w:tcPr/>
-          <w:p>
-            <w:pPr>
-              <w:pStyle w:val="Compact"/>
-              <w:jc w:val="left"/>
-            </w:pPr>
-            <w:r>
-              <w:t xml:space="preserve">ClickCease also fires at once</w:t>
-            </w:r>
-          </w:p>
-        </w:tc>
-        <w:tc>
-          <w:tcPr/>
-          <w:p>
-            <w:pPr>
-              <w:pStyle w:val="Compact"/>
-              <w:jc w:val="left"/>
-            </w:pPr>
-            <w:r>
-              <w:t xml:space="preserve">Keep it fast (fraud protection needs speed) — no change needed</w:t>
-            </w:r>
-          </w:p>
-        </w:tc>
-        <w:tc>
-          <w:tcPr/>
-          <w:p>
-            <w:pPr>
-              <w:pStyle w:val="Compact"/>
-              <w:jc w:val="left"/>
-            </w:pPr>
-            <w:r>
-              <w:t xml:space="preserve">—</w:t>
-            </w:r>
-          </w:p>
-        </w:tc>
-        <w:tc>
-          <w:tcPr/>
-          <w:p>
-            <w:pPr>
-              <w:pStyle w:val="Compact"/>
-              <w:jc w:val="left"/>
-            </w:pPr>
-            <w:r>
-              <w:t xml:space="preserve">—</w:t>
+              <w:t xml:space="preserve">1</w:t>
+            </w:r>
+          </w:p>
+        </w:tc>
+        <w:tc>
+          <w:tcPr/>
+          <w:p>
+            <w:pPr>
+              <w:pStyle w:val="Compact"/>
+              <w:jc w:val="left"/>
+            </w:pPr>
+            <w:r>
+              <w:t xml:space="preserve">Crazy Egg, Clarity, Facebook Pixel (104KB), + Google/Bing ad tags all fire at once, on page load</w:t>
+            </w:r>
+          </w:p>
+        </w:tc>
+        <w:tc>
+          <w:tcPr/>
+          <w:p>
+            <w:pPr>
+              <w:pStyle w:val="Compact"/>
+              <w:jc w:val="left"/>
+            </w:pPr>
+            <w:r>
+              <w:t xml:space="preserve">Delay these in Google Tag Manager until scroll/click/tap (or ~4s)</w:t>
+            </w:r>
+          </w:p>
+        </w:tc>
+        <w:tc>
+          <w:tcPr/>
+          <w:p>
+            <w:pPr>
+              <w:pStyle w:val="Compact"/>
+              <w:jc w:val="left"/>
+            </w:pPr>
+            <w:r>
+              <w:t xml:space="preserve">GTM account holder</w:t>
+            </w:r>
+          </w:p>
+        </w:tc>
+        <w:tc>
+          <w:tcPr/>
+          <w:p>
+            <w:pPr>
+              <w:pStyle w:val="Compact"/>
+              <w:jc w:val="left"/>
+            </w:pPr>
+            <w:r>
+              <w:t xml:space="preserve">~15 min</w:t>
             </w:r>
           </w:p>
         </w:tc>
@@ -292,55 +327,55 @@
               <w:jc w:val="left"/>
             </w:pPr>
             <w:r>
-              <w:t xml:space="preserve">3</w:t>
-            </w:r>
-          </w:p>
-        </w:tc>
-        <w:tc>
-          <w:tcPr/>
-          <w:p>
-            <w:pPr>
-              <w:pStyle w:val="Compact"/>
-              <w:jc w:val="left"/>
-            </w:pPr>
-            <w:r>
-              <w:t xml:space="preserve">3 unidentified tracking pixels found outside GTM</w:t>
-            </w:r>
-          </w:p>
-        </w:tc>
-        <w:tc>
-          <w:tcPr/>
-          <w:p>
-            <w:pPr>
-              <w:pStyle w:val="Compact"/>
-              <w:jc w:val="left"/>
-            </w:pPr>
-            <w:r>
-              <w:t xml:space="preserve">Check Shopify Admin → Customer Events for a duplicate Facebook pixel</w:t>
-            </w:r>
-          </w:p>
-        </w:tc>
-        <w:tc>
-          <w:tcPr/>
-          <w:p>
-            <w:pPr>
-              <w:pStyle w:val="Compact"/>
-              <w:jc w:val="left"/>
-            </w:pPr>
-            <w:r>
-              <w:t xml:space="preserve">Shopify Admin</w:t>
-            </w:r>
-          </w:p>
-        </w:tc>
-        <w:tc>
-          <w:tcPr/>
-          <w:p>
-            <w:pPr>
-              <w:pStyle w:val="Compact"/>
-              <w:jc w:val="left"/>
-            </w:pPr>
-            <w:r>
-              <w:t xml:space="preserve">~5 min</w:t>
+              <w:t xml:space="preserve">2</w:t>
+            </w:r>
+          </w:p>
+        </w:tc>
+        <w:tc>
+          <w:tcPr/>
+          <w:p>
+            <w:pPr>
+              <w:pStyle w:val="Compact"/>
+              <w:jc w:val="left"/>
+            </w:pPr>
+            <w:r>
+              <w:t xml:space="preserve">ClickCease also fires at once</w:t>
+            </w:r>
+          </w:p>
+        </w:tc>
+        <w:tc>
+          <w:tcPr/>
+          <w:p>
+            <w:pPr>
+              <w:pStyle w:val="Compact"/>
+              <w:jc w:val="left"/>
+            </w:pPr>
+            <w:r>
+              <w:t xml:space="preserve">Keep it fast (fraud protection needs speed) — no change needed</w:t>
+            </w:r>
+          </w:p>
+        </w:tc>
+        <w:tc>
+          <w:tcPr/>
+          <w:p>
+            <w:pPr>
+              <w:pStyle w:val="Compact"/>
+              <w:jc w:val="left"/>
+            </w:pPr>
+            <w:r>
+              <w:t xml:space="preserve">—</w:t>
+            </w:r>
+          </w:p>
+        </w:tc>
+        <w:tc>
+          <w:tcPr/>
+          <w:p>
+            <w:pPr>
+              <w:pStyle w:val="Compact"/>
+              <w:jc w:val="left"/>
+            </w:pPr>
+            <w:r>
+              <w:t xml:space="preserve">—</w:t>
             </w:r>
           </w:p>
         </w:tc>
@@ -354,55 +389,55 @@
               <w:jc w:val="left"/>
             </w:pPr>
             <w:r>
-              <w:t xml:space="preserve">4</w:t>
-            </w:r>
-          </w:p>
-        </w:tc>
-        <w:tc>
-          <w:tcPr/>
-          <w:p>
-            <w:pPr>
-              <w:pStyle w:val="Compact"/>
-              <w:jc w:val="left"/>
-            </w:pPr>
-            <w:r>
-              <w:t xml:space="preserve">Cookie-consent script (Termly) is the single largest script on the page — bigger than the Facebook Pixel</w:t>
-            </w:r>
-          </w:p>
-        </w:tc>
-        <w:tc>
-          <w:tcPr/>
-          <w:p>
-            <w:pPr>
-              <w:pStyle w:val="Compact"/>
-              <w:jc w:val="left"/>
-            </w:pPr>
-            <w:r>
-              <w:t xml:space="preserve">Ask Termly if it can load without breaking consent enforcement, before we touch it</w:t>
-            </w:r>
-          </w:p>
-        </w:tc>
-        <w:tc>
-          <w:tcPr/>
-          <w:p>
-            <w:pPr>
-              <w:pStyle w:val="Compact"/>
-              <w:jc w:val="left"/>
-            </w:pPr>
-            <w:r>
-              <w:t xml:space="preserve">Termly support</w:t>
-            </w:r>
-          </w:p>
-        </w:tc>
-        <w:tc>
-          <w:tcPr/>
-          <w:p>
-            <w:pPr>
-              <w:pStyle w:val="Compact"/>
-              <w:jc w:val="left"/>
-            </w:pPr>
-            <w:r>
-              <w:t xml:space="preserve">Pending their reply</w:t>
+              <w:t xml:space="preserve">3</w:t>
+            </w:r>
+          </w:p>
+        </w:tc>
+        <w:tc>
+          <w:tcPr/>
+          <w:p>
+            <w:pPr>
+              <w:pStyle w:val="Compact"/>
+              <w:jc w:val="left"/>
+            </w:pPr>
+            <w:r>
+              <w:t xml:space="preserve">3 unidentified tracking pixels found outside GTM</w:t>
+            </w:r>
+          </w:p>
+        </w:tc>
+        <w:tc>
+          <w:tcPr/>
+          <w:p>
+            <w:pPr>
+              <w:pStyle w:val="Compact"/>
+              <w:jc w:val="left"/>
+            </w:pPr>
+            <w:r>
+              <w:t xml:space="preserve">Check Shopify Admin → Customer Events for a duplicate Facebook pixel</w:t>
+            </w:r>
+          </w:p>
+        </w:tc>
+        <w:tc>
+          <w:tcPr/>
+          <w:p>
+            <w:pPr>
+              <w:pStyle w:val="Compact"/>
+              <w:jc w:val="left"/>
+            </w:pPr>
+            <w:r>
+              <w:t xml:space="preserve">Shopify Admin</w:t>
+            </w:r>
+          </w:p>
+        </w:tc>
+        <w:tc>
+          <w:tcPr/>
+          <w:p>
+            <w:pPr>
+              <w:pStyle w:val="Compact"/>
+              <w:jc w:val="left"/>
+            </w:pPr>
+            <w:r>
+              <w:t xml:space="preserve">~5 min</w:t>
             </w:r>
           </w:p>
         </w:tc>
@@ -416,43 +451,43 @@
               <w:jc w:val="left"/>
             </w:pPr>
             <w:r>
-              <w:t xml:space="preserve">5</w:t>
-            </w:r>
-          </w:p>
-        </w:tc>
-        <w:tc>
-          <w:tcPr/>
-          <w:p>
-            <w:pPr>
-              <w:pStyle w:val="Compact"/>
-              <w:jc w:val="left"/>
-            </w:pPr>
-            <w:r>
-              <w:t xml:space="preserve">Country-restriction tool intentionally delays page render</w:t>
-            </w:r>
-          </w:p>
-        </w:tc>
-        <w:tc>
-          <w:tcPr/>
-          <w:p>
-            <w:pPr>
-              <w:pStyle w:val="Compact"/>
-              <w:jc w:val="left"/>
-            </w:pPr>
-            <w:r>
-              <w:t xml:space="preserve">Confirm with vendor if a faster mode exists</w:t>
-            </w:r>
-          </w:p>
-        </w:tc>
-        <w:tc>
-          <w:tcPr/>
-          <w:p>
-            <w:pPr>
-              <w:pStyle w:val="Compact"/>
-              <w:jc w:val="left"/>
-            </w:pPr>
-            <w:r>
-              <w:t xml:space="preserve">App vendor</w:t>
+              <w:t xml:space="preserve">4</w:t>
+            </w:r>
+          </w:p>
+        </w:tc>
+        <w:tc>
+          <w:tcPr/>
+          <w:p>
+            <w:pPr>
+              <w:pStyle w:val="Compact"/>
+              <w:jc w:val="left"/>
+            </w:pPr>
+            <w:r>
+              <w:t xml:space="preserve">Cookie-consent script (Termly) is the single largest script on the page — bigger than the Facebook Pixel</w:t>
+            </w:r>
+          </w:p>
+        </w:tc>
+        <w:tc>
+          <w:tcPr/>
+          <w:p>
+            <w:pPr>
+              <w:pStyle w:val="Compact"/>
+              <w:jc w:val="left"/>
+            </w:pPr>
+            <w:r>
+              <w:t xml:space="preserve">Ask Termly if it can load without breaking consent enforcement, before we touch it</w:t>
+            </w:r>
+          </w:p>
+        </w:tc>
+        <w:tc>
+          <w:tcPr/>
+          <w:p>
+            <w:pPr>
+              <w:pStyle w:val="Compact"/>
+              <w:jc w:val="left"/>
+            </w:pPr>
+            <w:r>
+              <w:t xml:space="preserve">Termly support</w:t>
             </w:r>
           </w:p>
         </w:tc>
@@ -501,19 +536,25 @@
         <w:t xml:space="preserve"> </w:t>
       </w:r>
       <w:r>
-        <w:t xml:space="preserve">— stopping background scripts from competing with your content on</w:t>
+        <w:t xml:space="preserve">— stopping one blocking check and background scripts from</w:t>
       </w:r>
       <w:r>
         <w:t xml:space="preserve"> </w:t>
       </w:r>
       <w:r>
-        <w:t xml:space="preserve">first load. Item 1 is the biggest win and can be done today with no</w:t>
+        <w:t xml:space="preserve">competing with your content on first load. Item 0 is the fastest way to</w:t>
       </w:r>
       <w:r>
         <w:t xml:space="preserve"> </w:t>
       </w:r>
       <w:r>
-        <w:t xml:space="preserve">development work.</w:t>
+        <w:t xml:space="preserve">confirm the biggest lever; item 1 is the biggest win that needs no</w:t>
+      </w:r>
+      <w:r>
+        <w:t xml:space="preserve"> </w:t>
+      </w:r>
+      <w:r>
+        <w:t xml:space="preserve">development work at all.</w:t>
       </w:r>
     </w:p>
     <w:bookmarkEnd w:id="22"/>
